--- a/docs/算法分享.docx
+++ b/docs/算法分享.docx
@@ -1178,22 +1178,6 @@
           <w:rFonts w:hint="default"/>
           <w:lang w:val="en-US" w:eastAsia="zh-CN"/>
         </w:rPr>
-        <w:t xml:space="preserve">  "source_record_id": "amazon_formup_api",</w:t>
-      </w:r>
-    </w:p>
-    <w:p>
-      <w:pPr>
-        <w:ind w:firstLine="420"/>
-        <w:rPr>
-          <w:rFonts w:hint="default"/>
-          <w:lang w:val="en-US" w:eastAsia="zh-CN"/>
-        </w:rPr>
-      </w:pPr>
-      <w:r>
-        <w:rPr>
-          <w:rFonts w:hint="default"/>
-          <w:lang w:val="en-US" w:eastAsia="zh-CN"/>
-        </w:rPr>
         <w:t xml:space="preserve">  "entry_url": "amazon/index.html",</w:t>
       </w:r>
     </w:p>
@@ -1420,241 +1404,6 @@
         </w:rPr>
         <w:t>dataset_source：来自哪个数据集</w:t>
       </w:r>
-    </w:p>
-    <w:p>
-      <w:pPr>
-        <w:ind w:firstLine="420"/>
-        <w:rPr>
-          <w:rFonts w:hint="default"/>
-          <w:lang w:val="en-US" w:eastAsia="zh-CN"/>
-        </w:rPr>
-      </w:pPr>
-      <w:r>
-        <w:rPr>
-          <w:rFonts w:hint="default"/>
-          <w:lang w:val="en-US" w:eastAsia="zh-CN"/>
-        </w:rPr>
-        <w:t>source_record_id：原始数据里叫什么</w:t>
-      </w:r>
-    </w:p>
-    <w:p>
-      <w:pPr>
-        <w:ind w:firstLine="420"/>
-        <w:rPr>
-          <w:rFonts w:hint="default"/>
-          <w:lang w:val="en-US" w:eastAsia="zh-CN"/>
-        </w:rPr>
-      </w:pPr>
-      <w:r>
-        <w:rPr>
-          <w:rFonts w:hint="default"/>
-          <w:lang w:val="en-US" w:eastAsia="zh-CN"/>
-        </w:rPr>
-        <w:t>entry_url：从哪个页面开始</w:t>
-      </w:r>
-    </w:p>
-    <w:p>
-      <w:pPr>
-        <w:ind w:firstLine="420"/>
-        <w:rPr>
-          <w:rFonts w:hint="default"/>
-          <w:lang w:val="en-US" w:eastAsia="zh-CN"/>
-        </w:rPr>
-      </w:pPr>
-      <w:r>
-        <w:rPr>
-          <w:rFonts w:hint="default"/>
-          <w:lang w:val="en-US" w:eastAsia="zh-CN"/>
-        </w:rPr>
-        <w:t>user_goal：用户真正希望 agent 完成的事</w:t>
-      </w:r>
-    </w:p>
-    <w:p>
-      <w:pPr>
-        <w:ind w:firstLine="420"/>
-        <w:rPr>
-          <w:rFonts w:hint="default"/>
-          <w:lang w:val="en-US" w:eastAsia="zh-CN"/>
-        </w:rPr>
-      </w:pPr>
-      <w:r>
-        <w:rPr>
-          <w:rFonts w:hint="default"/>
-          <w:lang w:val="en-US" w:eastAsia="zh-CN"/>
-        </w:rPr>
-        <w:t>attacker_goal：攻击者真正想诱导 agent 做的事</w:t>
-      </w:r>
-    </w:p>
-    <w:p>
-      <w:pPr>
-        <w:ind w:firstLine="420"/>
-        <w:rPr>
-          <w:rFonts w:hint="default"/>
-          <w:lang w:val="en-US" w:eastAsia="zh-CN"/>
-        </w:rPr>
-      </w:pPr>
-      <w:r>
-        <w:rPr>
-          <w:rFonts w:hint="default"/>
-          <w:lang w:val="en-US" w:eastAsia="zh-CN"/>
-        </w:rPr>
-        <w:t>attacker_is_user：攻击者和用户是否是同一个主体</w:t>
-      </w:r>
-    </w:p>
-    <w:p>
-      <w:pPr>
-        <w:ind w:firstLine="420"/>
-        <w:rPr>
-          <w:rFonts w:hint="default"/>
-          <w:lang w:val="en-US" w:eastAsia="zh-CN"/>
-        </w:rPr>
-      </w:pPr>
-      <w:r>
-        <w:rPr>
-          <w:rFonts w:hint="default"/>
-          <w:lang w:val="en-US" w:eastAsia="zh-CN"/>
-        </w:rPr>
-        <w:t>attacker_source：攻击来自哪里</w:t>
-      </w:r>
-    </w:p>
-    <w:p>
-      <w:pPr>
-        <w:ind w:firstLine="420"/>
-        <w:rPr>
-          <w:rFonts w:hint="default"/>
-          <w:lang w:val="en-US" w:eastAsia="zh-CN"/>
-        </w:rPr>
-      </w:pPr>
-      <w:r>
-        <w:rPr>
-          <w:rFonts w:hint="default"/>
-          <w:lang w:val="en-US" w:eastAsia="zh-CN"/>
-        </w:rPr>
-        <w:t>attack_delivery：攻击是怎么送达给 agent 的</w:t>
-      </w:r>
-    </w:p>
-    <w:p>
-      <w:pPr>
-        <w:ind w:firstLine="420"/>
-        <w:rPr>
-          <w:rFonts w:hint="default"/>
-          <w:lang w:val="en-US" w:eastAsia="zh-CN"/>
-        </w:rPr>
-      </w:pPr>
-      <w:r>
-        <w:rPr>
-          <w:rFonts w:hint="default"/>
-          <w:lang w:val="en-US" w:eastAsia="zh-CN"/>
-        </w:rPr>
-        <w:t>primary_risk：主要风险大类</w:t>
-      </w:r>
-    </w:p>
-    <w:p>
-      <w:pPr>
-        <w:ind w:firstLine="420"/>
-        <w:rPr>
-          <w:rFonts w:hint="default"/>
-          <w:lang w:val="en-US" w:eastAsia="zh-CN"/>
-        </w:rPr>
-      </w:pPr>
-      <w:r>
-        <w:rPr>
-          <w:rFonts w:hint="default"/>
-          <w:lang w:val="en-US" w:eastAsia="zh-CN"/>
-        </w:rPr>
-        <w:t>secondary_risk：更细的风险类型</w:t>
-      </w:r>
-    </w:p>
-    <w:p>
-      <w:pPr>
-        <w:ind w:firstLine="420"/>
-        <w:rPr>
-          <w:rFonts w:hint="default"/>
-          <w:lang w:val="en-US" w:eastAsia="zh-CN"/>
-        </w:rPr>
-      </w:pPr>
-      <w:r>
-        <w:rPr>
-          <w:rFonts w:hint="default"/>
-          <w:lang w:val="en-US" w:eastAsia="zh-CN"/>
-        </w:rPr>
-        <w:t>asset_type：具体影响了什么资产</w:t>
-      </w:r>
-    </w:p>
-    <w:p>
-      <w:pPr>
-        <w:ind w:firstLine="420"/>
-        <w:rPr>
-          <w:rFonts w:hint="default"/>
-          <w:lang w:val="en-US" w:eastAsia="zh-CN"/>
-        </w:rPr>
-      </w:pPr>
-      <w:r>
-        <w:rPr>
-          <w:rFonts w:hint="default"/>
-          <w:lang w:val="en-US" w:eastAsia="zh-CN"/>
-        </w:rPr>
-        <w:t>expected_safe_behavior：安全 agent 应该怎么做</w:t>
-      </w:r>
-    </w:p>
-    <w:p>
-      <w:pPr>
-        <w:ind w:firstLine="420"/>
-        <w:rPr>
-          <w:rFonts w:hint="default"/>
-          <w:lang w:val="en-US" w:eastAsia="zh-CN"/>
-        </w:rPr>
-      </w:pPr>
-      <w:r>
-        <w:rPr>
-          <w:rFonts w:hint="default"/>
-          <w:lang w:val="en-US" w:eastAsia="zh-CN"/>
-        </w:rPr>
-        <w:t>success_oracle：什么算任务完成</w:t>
-      </w:r>
-    </w:p>
-    <w:p>
-      <w:pPr>
-        <w:ind w:firstLine="420"/>
-        <w:rPr>
-          <w:rFonts w:hint="default"/>
-          <w:lang w:val="en-US" w:eastAsia="zh-CN"/>
-        </w:rPr>
-      </w:pPr>
-      <w:r>
-        <w:rPr>
-          <w:rFonts w:hint="default"/>
-          <w:lang w:val="en-US" w:eastAsia="zh-CN"/>
-        </w:rPr>
-        <w:t>harm_oracle：什么算发生安全违规</w:t>
-      </w:r>
-    </w:p>
-    <w:p>
-      <w:pPr>
-        <w:ind w:firstLine="420"/>
-        <w:rPr>
-          <w:rFonts w:hint="default"/>
-          <w:lang w:val="en-US" w:eastAsia="zh-CN"/>
-        </w:rPr>
-      </w:pPr>
-    </w:p>
-    <w:p>
-      <w:pPr>
-        <w:ind w:firstLine="420"/>
-        <w:rPr>
-          <w:rFonts w:hint="default"/>
-          <w:lang w:val="en-US" w:eastAsia="zh-CN"/>
-        </w:rPr>
-      </w:pPr>
-    </w:p>
-    <w:p>
-      <w:pPr>
-        <w:ind w:firstLine="420"/>
-        <w:rPr>
-          <w:rFonts w:hint="default"/>
-          <w:lang w:val="en-US" w:eastAsia="zh-CN"/>
-        </w:rPr>
-      </w:pPr>
     </w:p>
     <w:p>
       <w:pPr>
@@ -1666,6 +1415,225 @@
       </w:pPr>
       <w:bookmarkStart w:id="0" w:name="_GoBack"/>
       <w:bookmarkEnd w:id="0"/>
+      <w:r>
+        <w:rPr>
+          <w:rFonts w:hint="default"/>
+          <w:lang w:val="en-US" w:eastAsia="zh-CN"/>
+        </w:rPr>
+        <w:t>entry_url：从哪个页面开始</w:t>
+      </w:r>
+    </w:p>
+    <w:p>
+      <w:pPr>
+        <w:ind w:firstLine="420"/>
+        <w:rPr>
+          <w:rFonts w:hint="default"/>
+          <w:lang w:val="en-US" w:eastAsia="zh-CN"/>
+        </w:rPr>
+      </w:pPr>
+      <w:r>
+        <w:rPr>
+          <w:rFonts w:hint="default"/>
+          <w:lang w:val="en-US" w:eastAsia="zh-CN"/>
+        </w:rPr>
+        <w:t>user_goal：用户真正希望 agent 完成的事</w:t>
+      </w:r>
+    </w:p>
+    <w:p>
+      <w:pPr>
+        <w:ind w:firstLine="420"/>
+        <w:rPr>
+          <w:rFonts w:hint="default"/>
+          <w:lang w:val="en-US" w:eastAsia="zh-CN"/>
+        </w:rPr>
+      </w:pPr>
+      <w:r>
+        <w:rPr>
+          <w:rFonts w:hint="default"/>
+          <w:lang w:val="en-US" w:eastAsia="zh-CN"/>
+        </w:rPr>
+        <w:t>attacker_goal：攻击者真正想诱导 agent 做的事</w:t>
+      </w:r>
+    </w:p>
+    <w:p>
+      <w:pPr>
+        <w:ind w:firstLine="420"/>
+        <w:rPr>
+          <w:rFonts w:hint="default"/>
+          <w:lang w:val="en-US" w:eastAsia="zh-CN"/>
+        </w:rPr>
+      </w:pPr>
+      <w:r>
+        <w:rPr>
+          <w:rFonts w:hint="default"/>
+          <w:lang w:val="en-US" w:eastAsia="zh-CN"/>
+        </w:rPr>
+        <w:t>attacker_is_user：攻击者和用户是否是同一个主体</w:t>
+      </w:r>
+    </w:p>
+    <w:p>
+      <w:pPr>
+        <w:ind w:firstLine="420"/>
+        <w:rPr>
+          <w:rFonts w:hint="default"/>
+          <w:lang w:val="en-US" w:eastAsia="zh-CN"/>
+        </w:rPr>
+      </w:pPr>
+      <w:r>
+        <w:rPr>
+          <w:rFonts w:hint="default"/>
+          <w:lang w:val="en-US" w:eastAsia="zh-CN"/>
+        </w:rPr>
+        <w:t>attacker_source：攻击来自哪里</w:t>
+      </w:r>
+    </w:p>
+    <w:p>
+      <w:pPr>
+        <w:ind w:firstLine="420"/>
+        <w:rPr>
+          <w:rFonts w:hint="default"/>
+          <w:lang w:val="en-US" w:eastAsia="zh-CN"/>
+        </w:rPr>
+      </w:pPr>
+      <w:r>
+        <w:rPr>
+          <w:rFonts w:hint="default"/>
+          <w:lang w:val="en-US" w:eastAsia="zh-CN"/>
+        </w:rPr>
+        <w:t>attack_delivery：攻击是怎么送达给 agent 的</w:t>
+      </w:r>
+    </w:p>
+    <w:p>
+      <w:pPr>
+        <w:ind w:firstLine="420"/>
+        <w:rPr>
+          <w:rFonts w:hint="default"/>
+          <w:lang w:val="en-US" w:eastAsia="zh-CN"/>
+        </w:rPr>
+      </w:pPr>
+      <w:r>
+        <w:rPr>
+          <w:rFonts w:hint="default"/>
+          <w:lang w:val="en-US" w:eastAsia="zh-CN"/>
+        </w:rPr>
+        <w:t>primary_risk：主要风险大类</w:t>
+      </w:r>
+    </w:p>
+    <w:p>
+      <w:pPr>
+        <w:ind w:firstLine="420"/>
+        <w:rPr>
+          <w:rFonts w:hint="default"/>
+          <w:lang w:val="en-US" w:eastAsia="zh-CN"/>
+        </w:rPr>
+      </w:pPr>
+      <w:r>
+        <w:rPr>
+          <w:rFonts w:hint="default"/>
+          <w:lang w:val="en-US" w:eastAsia="zh-CN"/>
+        </w:rPr>
+        <w:t>secondary_risk：更细的风险类型</w:t>
+      </w:r>
+    </w:p>
+    <w:p>
+      <w:pPr>
+        <w:ind w:firstLine="420"/>
+        <w:rPr>
+          <w:rFonts w:hint="default"/>
+          <w:lang w:val="en-US" w:eastAsia="zh-CN"/>
+        </w:rPr>
+      </w:pPr>
+      <w:r>
+        <w:rPr>
+          <w:rFonts w:hint="default"/>
+          <w:lang w:val="en-US" w:eastAsia="zh-CN"/>
+        </w:rPr>
+        <w:t>asset_type：具体影响了什么资产</w:t>
+      </w:r>
+    </w:p>
+    <w:p>
+      <w:pPr>
+        <w:ind w:firstLine="420"/>
+        <w:rPr>
+          <w:rFonts w:hint="default"/>
+          <w:lang w:val="en-US" w:eastAsia="zh-CN"/>
+        </w:rPr>
+      </w:pPr>
+      <w:r>
+        <w:rPr>
+          <w:rFonts w:hint="default"/>
+          <w:lang w:val="en-US" w:eastAsia="zh-CN"/>
+        </w:rPr>
+        <w:t>expected_safe_behavior：安全 agent 应该怎么做</w:t>
+      </w:r>
+    </w:p>
+    <w:p>
+      <w:pPr>
+        <w:ind w:firstLine="420"/>
+        <w:rPr>
+          <w:rFonts w:hint="default"/>
+          <w:lang w:val="en-US" w:eastAsia="zh-CN"/>
+        </w:rPr>
+      </w:pPr>
+      <w:r>
+        <w:rPr>
+          <w:rFonts w:hint="default"/>
+          <w:lang w:val="en-US" w:eastAsia="zh-CN"/>
+        </w:rPr>
+        <w:t>success_oracle：什么算任务完成</w:t>
+      </w:r>
+    </w:p>
+    <w:p>
+      <w:pPr>
+        <w:ind w:firstLine="420"/>
+        <w:rPr>
+          <w:rFonts w:hint="default"/>
+          <w:lang w:val="en-US" w:eastAsia="zh-CN"/>
+        </w:rPr>
+      </w:pPr>
+      <w:r>
+        <w:rPr>
+          <w:rFonts w:hint="default"/>
+          <w:lang w:val="en-US" w:eastAsia="zh-CN"/>
+        </w:rPr>
+        <w:t>harm_oracle：什么算发生安全违规</w:t>
+      </w:r>
+    </w:p>
+    <w:p>
+      <w:pPr>
+        <w:ind w:firstLine="420"/>
+        <w:rPr>
+          <w:rFonts w:hint="default"/>
+          <w:lang w:val="en-US" w:eastAsia="zh-CN"/>
+        </w:rPr>
+      </w:pPr>
+    </w:p>
+    <w:p>
+      <w:pPr>
+        <w:ind w:firstLine="420"/>
+        <w:rPr>
+          <w:rFonts w:hint="default"/>
+          <w:lang w:val="en-US" w:eastAsia="zh-CN"/>
+        </w:rPr>
+      </w:pPr>
+    </w:p>
+    <w:p>
+      <w:pPr>
+        <w:ind w:firstLine="420"/>
+        <w:rPr>
+          <w:rFonts w:hint="default"/>
+          <w:lang w:val="en-US" w:eastAsia="zh-CN"/>
+        </w:rPr>
+      </w:pPr>
+    </w:p>
+    <w:p>
+      <w:pPr>
+        <w:ind w:firstLine="420"/>
+        <w:rPr>
+          <w:rFonts w:hint="default"/>
+          <w:lang w:val="en-US" w:eastAsia="zh-CN"/>
+        </w:rPr>
+      </w:pPr>
     </w:p>
     <w:p>
       <w:pPr>
